--- a/linux系统应用/Chaoxing/homework3/实验四 shell编程实验（二）.docx
+++ b/linux系统应用/Chaoxing/homework3/实验四 shell编程实验（二）.docx
@@ -66,6 +66,138 @@
     </w:p>
     <w:p>
       <w:pPr>
+        <w:rPr>
+          <w:rFonts w:ascii="宋体" w:hAnsi="宋体" w:hint="eastAsia"/>
+          <w:szCs w:val="21"/>
+          <w:u w:val="single"/>
+          <w:lang w:eastAsia="zh-CN"/>
+        </w:rPr>
+      </w:pPr>
+      <w:r>
+        <w:rPr>
+          <w:rFonts w:ascii="宋体" w:hAnsi="宋体"/>
+          <w:szCs w:val="21"/>
+          <w:lang w:eastAsia="zh-CN"/>
+        </w:rPr>
+        <w:t>班级：</w:t>
+      </w:r>
+      <w:r>
+        <w:rPr>
+          <w:rFonts w:ascii="宋体" w:hAnsi="宋体"/>
+          <w:szCs w:val="21"/>
+          <w:u w:val="single"/>
+          <w:lang w:eastAsia="zh-CN"/>
+        </w:rPr>
+        <w:t xml:space="preserve"> </w:t>
+      </w:r>
+      <w:r>
+        <w:rPr>
+          <w:rFonts w:ascii="宋体" w:hAnsi="宋体" w:hint="eastAsia"/>
+          <w:szCs w:val="21"/>
+          <w:u w:val="single"/>
+          <w:lang w:eastAsia="zh-CN"/>
+        </w:rPr>
+        <w:t>计算机222</w:t>
+      </w:r>
+      <w:r>
+        <w:rPr>
+          <w:rFonts w:ascii="宋体" w:hAnsi="宋体"/>
+          <w:szCs w:val="21"/>
+          <w:u w:val="single"/>
+          <w:lang w:eastAsia="zh-CN"/>
+        </w:rPr>
+        <w:t xml:space="preserve">    </w:t>
+      </w:r>
+      <w:r>
+        <w:rPr>
+          <w:rFonts w:ascii="宋体" w:hAnsi="宋体"/>
+          <w:szCs w:val="21"/>
+          <w:lang w:eastAsia="zh-CN"/>
+        </w:rPr>
+        <w:t xml:space="preserve"> 姓名：</w:t>
+      </w:r>
+      <w:r>
+        <w:rPr>
+          <w:rFonts w:ascii="宋体" w:hAnsi="宋体"/>
+          <w:szCs w:val="21"/>
+          <w:u w:val="single"/>
+          <w:lang w:eastAsia="zh-CN"/>
+        </w:rPr>
+        <w:t xml:space="preserve"> </w:t>
+      </w:r>
+      <w:r>
+        <w:rPr>
+          <w:rFonts w:ascii="宋体" w:hAnsi="宋体" w:hint="eastAsia"/>
+          <w:szCs w:val="21"/>
+          <w:u w:val="single"/>
+          <w:lang w:eastAsia="zh-CN"/>
+        </w:rPr>
+        <w:t>章崇文</w:t>
+      </w:r>
+      <w:r>
+        <w:rPr>
+          <w:rFonts w:ascii="宋体" w:hAnsi="宋体"/>
+          <w:szCs w:val="21"/>
+          <w:u w:val="single"/>
+          <w:lang w:eastAsia="zh-CN"/>
+        </w:rPr>
+        <w:t xml:space="preserve">      </w:t>
+      </w:r>
+      <w:r>
+        <w:rPr>
+          <w:rFonts w:ascii="宋体" w:hAnsi="宋体"/>
+          <w:szCs w:val="21"/>
+          <w:lang w:eastAsia="zh-CN"/>
+        </w:rPr>
+        <w:t xml:space="preserve">  学号：</w:t>
+      </w:r>
+      <w:r>
+        <w:rPr>
+          <w:rFonts w:ascii="宋体" w:hAnsi="宋体"/>
+          <w:szCs w:val="21"/>
+          <w:u w:val="single"/>
+          <w:lang w:eastAsia="zh-CN"/>
+        </w:rPr>
+        <w:t xml:space="preserve"> </w:t>
+      </w:r>
+      <w:r>
+        <w:rPr>
+          <w:rFonts w:ascii="宋体" w:hAnsi="宋体" w:hint="eastAsia"/>
+          <w:szCs w:val="21"/>
+          <w:u w:val="single"/>
+          <w:lang w:eastAsia="zh-CN"/>
+        </w:rPr>
+        <w:t>202202296</w:t>
+      </w:r>
+      <w:r>
+        <w:rPr>
+          <w:rFonts w:ascii="宋体" w:hAnsi="宋体"/>
+          <w:szCs w:val="21"/>
+          <w:u w:val="single"/>
+          <w:lang w:eastAsia="zh-CN"/>
+        </w:rPr>
+        <w:t xml:space="preserve">      </w:t>
+      </w:r>
+      <w:r>
+        <w:rPr>
+          <w:rFonts w:ascii="宋体" w:hAnsi="宋体"/>
+          <w:szCs w:val="21"/>
+          <w:lang w:eastAsia="zh-CN"/>
+        </w:rPr>
+        <w:t xml:space="preserve"> 上机时间：</w:t>
+      </w:r>
+      <w:r>
+        <w:rPr>
+          <w:rFonts w:ascii="宋体" w:hAnsi="宋体"/>
+          <w:szCs w:val="21"/>
+          <w:u w:val="single"/>
+          <w:lang w:eastAsia="zh-CN"/>
+        </w:rPr>
+        <w:t xml:space="preserve">              </w:t>
+      </w:r>
+    </w:p>
+    <w:p>
+      <w:pPr>
         <w:spacing w:before="312"/>
         <w:rPr>
           <w:rFonts w:ascii="宋体" w:hAnsi="宋体" w:hint="eastAsia"/>
@@ -80,7 +212,7 @@
           <w:szCs w:val="21"/>
           <w:lang w:eastAsia="zh-CN"/>
         </w:rPr>
-        <w:t>班级：</w:t>
+        <w:t>任课教师：</w:t>
       </w:r>
       <w:r>
         <w:rPr>
@@ -89,7 +221,7 @@
           <w:u w:val="single"/>
           <w:lang w:eastAsia="zh-CN"/>
         </w:rPr>
-        <w:t xml:space="preserve">  </w:t>
+        <w:t xml:space="preserve">    </w:t>
       </w:r>
       <w:r>
         <w:rPr>
@@ -98,7 +230,7 @@
           <w:u w:val="single"/>
           <w:lang w:eastAsia="zh-CN"/>
         </w:rPr>
-        <w:t>计算机222</w:t>
+        <w:t>黄连丽</w:t>
       </w:r>
       <w:r>
         <w:rPr>
@@ -107,7 +239,7 @@
           <w:u w:val="single"/>
           <w:lang w:eastAsia="zh-CN"/>
         </w:rPr>
-        <w:t xml:space="preserve">  </w:t>
+        <w:t xml:space="preserve">            </w:t>
       </w:r>
       <w:r>
         <w:rPr>
@@ -115,7 +247,7 @@
           <w:szCs w:val="21"/>
           <w:lang w:eastAsia="zh-CN"/>
         </w:rPr>
-        <w:t xml:space="preserve">  姓名：</w:t>
+        <w:t xml:space="preserve">    实验教师：</w:t>
       </w:r>
       <w:r>
         <w:rPr>
@@ -124,139 +256,51 @@
           <w:u w:val="single"/>
           <w:lang w:eastAsia="zh-CN"/>
         </w:rPr>
+        <w:t xml:space="preserve">   </w:t>
+      </w:r>
+      <w:r>
+        <w:rPr>
+          <w:rFonts w:ascii="宋体" w:hAnsi="宋体" w:hint="eastAsia"/>
+          <w:szCs w:val="21"/>
+          <w:u w:val="single"/>
+          <w:lang w:eastAsia="zh-CN"/>
+        </w:rPr>
+        <w:t>黄连丽</w:t>
+      </w:r>
+      <w:r>
+        <w:rPr>
+          <w:rFonts w:ascii="宋体" w:hAnsi="宋体"/>
+          <w:szCs w:val="21"/>
+          <w:u w:val="single"/>
+          <w:lang w:eastAsia="zh-CN"/>
+        </w:rPr>
+        <w:t xml:space="preserve">              </w:t>
+      </w:r>
+      <w:r>
+        <w:rPr>
+          <w:rFonts w:ascii="宋体" w:hAnsi="宋体"/>
+          <w:szCs w:val="21"/>
+          <w:lang w:eastAsia="zh-CN"/>
+        </w:rPr>
+        <w:t xml:space="preserve">  实验成绩：</w:t>
+      </w:r>
+      <w:r>
+        <w:rPr>
+          <w:rFonts w:ascii="宋体" w:hAnsi="宋体"/>
+          <w:szCs w:val="21"/>
+          <w:u w:val="single"/>
+          <w:lang w:eastAsia="zh-CN"/>
+        </w:rPr>
+        <w:t xml:space="preserve">     </w:t>
+      </w:r>
+      <w:r>
+        <w:rPr>
+          <w:rFonts w:ascii="宋体" w:hAnsi="宋体" w:hint="eastAsia"/>
+          <w:szCs w:val="21"/>
+          <w:u w:val="single"/>
+          <w:lang w:eastAsia="zh-CN"/>
+        </w:rPr>
         <w:t xml:space="preserve"> </w:t>
-      </w:r>
-      <w:r>
-        <w:rPr>
-          <w:rFonts w:ascii="宋体" w:hAnsi="宋体" w:hint="eastAsia"/>
-          <w:szCs w:val="21"/>
-          <w:u w:val="single"/>
-          <w:lang w:eastAsia="zh-CN"/>
-        </w:rPr>
-        <w:t>章崇文</w:t>
-      </w:r>
-      <w:r>
-        <w:rPr>
-          <w:rFonts w:ascii="宋体" w:hAnsi="宋体"/>
-          <w:szCs w:val="21"/>
-          <w:u w:val="single"/>
-          <w:lang w:eastAsia="zh-CN"/>
-        </w:rPr>
-        <w:t xml:space="preserve">    </w:t>
-      </w:r>
-      <w:r>
-        <w:rPr>
-          <w:rFonts w:ascii="宋体" w:hAnsi="宋体"/>
-          <w:szCs w:val="21"/>
-          <w:lang w:eastAsia="zh-CN"/>
-        </w:rPr>
-        <w:t xml:space="preserve"> 学号：</w:t>
-      </w:r>
-      <w:r>
-        <w:rPr>
-          <w:rFonts w:ascii="宋体" w:hAnsi="宋体"/>
-          <w:szCs w:val="21"/>
-          <w:u w:val="single"/>
-          <w:lang w:eastAsia="zh-CN"/>
-        </w:rPr>
-        <w:t xml:space="preserve"> </w:t>
-      </w:r>
-      <w:r>
-        <w:rPr>
-          <w:rFonts w:ascii="宋体" w:hAnsi="宋体" w:hint="eastAsia"/>
-          <w:szCs w:val="21"/>
-          <w:u w:val="single"/>
-          <w:lang w:eastAsia="zh-CN"/>
-        </w:rPr>
-        <w:t>202202296</w:t>
-      </w:r>
-      <w:r>
-        <w:rPr>
-          <w:rFonts w:ascii="宋体" w:hAnsi="宋体"/>
-          <w:szCs w:val="21"/>
-          <w:u w:val="single"/>
-          <w:lang w:eastAsia="zh-CN"/>
-        </w:rPr>
-        <w:t xml:space="preserve">      </w:t>
-      </w:r>
-      <w:r>
-        <w:rPr>
-          <w:rFonts w:ascii="宋体" w:hAnsi="宋体"/>
-          <w:szCs w:val="21"/>
-          <w:lang w:eastAsia="zh-CN"/>
-        </w:rPr>
-        <w:t xml:space="preserve">  上机时间：</w:t>
-      </w:r>
-      <w:r>
-        <w:rPr>
-          <w:rFonts w:ascii="宋体" w:hAnsi="宋体"/>
-          <w:szCs w:val="21"/>
-          <w:u w:val="single"/>
-          <w:lang w:eastAsia="zh-CN"/>
-        </w:rPr>
-        <w:t xml:space="preserve">              </w:t>
-      </w:r>
-    </w:p>
-    <w:p>
-      <w:pPr>
-        <w:spacing w:before="312"/>
-        <w:rPr>
-          <w:rFonts w:ascii="宋体" w:hAnsi="宋体" w:hint="eastAsia"/>
-          <w:szCs w:val="21"/>
-          <w:u w:val="single"/>
-          <w:lang w:eastAsia="zh-CN"/>
-        </w:rPr>
-      </w:pPr>
-      <w:r>
-        <w:rPr>
-          <w:rFonts w:ascii="宋体" w:hAnsi="宋体"/>
-          <w:szCs w:val="21"/>
-          <w:lang w:eastAsia="zh-CN"/>
-        </w:rPr>
-        <w:t>任课教师：</w:t>
-      </w:r>
-      <w:r>
-        <w:rPr>
-          <w:rFonts w:ascii="宋体" w:hAnsi="宋体"/>
-          <w:szCs w:val="21"/>
-          <w:u w:val="single"/>
-          <w:lang w:eastAsia="zh-CN"/>
-        </w:rPr>
-        <w:t xml:space="preserve">                 </w:t>
-      </w:r>
-      <w:r>
-        <w:rPr>
-          <w:rFonts w:ascii="宋体" w:hAnsi="宋体"/>
-          <w:szCs w:val="21"/>
-          <w:lang w:eastAsia="zh-CN"/>
-        </w:rPr>
-        <w:t xml:space="preserve">     实验教师：</w:t>
-      </w:r>
-      <w:r>
-        <w:rPr>
-          <w:rFonts w:ascii="宋体" w:hAnsi="宋体"/>
-          <w:szCs w:val="21"/>
-          <w:u w:val="single"/>
-          <w:lang w:eastAsia="zh-CN"/>
-        </w:rPr>
-        <w:t xml:space="preserve">                 </w:t>
-      </w:r>
-      <w:r>
-        <w:rPr>
-          <w:rFonts w:ascii="宋体" w:hAnsi="宋体"/>
-          <w:szCs w:val="21"/>
-          <w:lang w:eastAsia="zh-CN"/>
-        </w:rPr>
-        <w:t xml:space="preserve">      实验成绩：</w:t>
-      </w:r>
-      <w:r>
-        <w:rPr>
-          <w:rFonts w:ascii="宋体" w:hAnsi="宋体"/>
-          <w:szCs w:val="21"/>
-          <w:u w:val="single"/>
-          <w:lang w:eastAsia="zh-CN"/>
-        </w:rPr>
-        <w:t xml:space="preserve">               </w:t>
       </w:r>
     </w:p>
     <w:p>
@@ -554,7 +598,7 @@
     <w:p>
       <w:pPr>
         <w:rPr>
-          <w:rFonts w:ascii="宋体" w:hAnsi="宋体" w:cs="宋体"/>
+          <w:rFonts w:ascii="宋体" w:hAnsi="宋体" w:cs="宋体" w:hint="eastAsia"/>
           <w:szCs w:val="21"/>
           <w:lang w:eastAsia="zh-CN"/>
         </w:rPr>
@@ -603,16 +647,16 @@
     <w:p>
       <w:pPr>
         <w:rPr>
-          <w:rFonts w:ascii="宋体" w:hAnsi="宋体" w:cs="宋体"/>
-          <w:szCs w:val="21"/>
-          <w:lang w:eastAsia="zh-CN"/>
-        </w:rPr>
-      </w:pPr>
-    </w:p>
-    <w:p>
-      <w:pPr>
-        <w:rPr>
-          <w:rFonts w:ascii="宋体" w:hAnsi="宋体" w:cs="宋体"/>
+          <w:rFonts w:ascii="宋体" w:hAnsi="宋体" w:cs="宋体" w:hint="eastAsia"/>
+          <w:szCs w:val="21"/>
+          <w:lang w:eastAsia="zh-CN"/>
+        </w:rPr>
+      </w:pPr>
+    </w:p>
+    <w:p>
+      <w:pPr>
+        <w:rPr>
+          <w:rFonts w:ascii="宋体" w:hAnsi="宋体" w:cs="宋体" w:hint="eastAsia"/>
           <w:szCs w:val="21"/>
           <w:lang w:eastAsia="zh-CN"/>
         </w:rPr>
@@ -634,7 +678,7 @@
           <w:numId w:val="1"/>
         </w:numPr>
         <w:rPr>
-          <w:rFonts w:ascii="宋体" w:hAnsi="宋体" w:cs="宋体"/>
+          <w:rFonts w:ascii="宋体" w:hAnsi="宋体" w:cs="宋体" w:hint="eastAsia"/>
           <w:szCs w:val="21"/>
           <w:lang w:eastAsia="zh-CN"/>
         </w:rPr>
@@ -713,7 +757,7 @@
     <w:p>
       <w:pPr>
         <w:rPr>
-          <w:rFonts w:ascii="宋体" w:hAnsi="宋体" w:cs="宋体"/>
+          <w:rFonts w:ascii="宋体" w:hAnsi="宋体" w:cs="宋体" w:hint="eastAsia"/>
           <w:szCs w:val="21"/>
           <w:lang w:eastAsia="zh-CN"/>
         </w:rPr>
@@ -779,7 +823,7 @@
     <w:p>
       <w:pPr>
         <w:rPr>
-          <w:rFonts w:ascii="宋体" w:hAnsi="宋体" w:cs="宋体"/>
+          <w:rFonts w:ascii="宋体" w:hAnsi="宋体" w:cs="宋体" w:hint="eastAsia"/>
           <w:szCs w:val="21"/>
           <w:lang w:eastAsia="zh-CN"/>
         </w:rPr>
@@ -1014,7 +1058,6 @@
         <w:widowControl/>
         <w:jc w:val="left"/>
         <w:rPr>
-          <w:rFonts w:hint="eastAsia"/>
           <w:lang w:eastAsia="zh-CN"/>
         </w:rPr>
       </w:pPr>
@@ -1063,7 +1106,7 @@
     <w:p>
       <w:pPr>
         <w:rPr>
-          <w:rFonts w:ascii="宋体" w:hAnsi="宋体"/>
+          <w:rFonts w:ascii="宋体" w:hAnsi="宋体" w:hint="eastAsia"/>
           <w:szCs w:val="21"/>
           <w:lang w:eastAsia="zh-CN"/>
         </w:rPr>
@@ -1138,7 +1181,6 @@
     <w:p>
       <w:pPr>
         <w:rPr>
-          <w:rFonts w:hint="eastAsia"/>
           <w:szCs w:val="21"/>
           <w:lang w:eastAsia="zh-CN"/>
         </w:rPr>
@@ -1193,43 +1235,43 @@
     <w:p>
       <w:pPr>
         <w:rPr>
-          <w:rFonts w:ascii="宋体" w:hAnsi="宋体"/>
-          <w:szCs w:val="21"/>
-          <w:lang w:eastAsia="zh-CN"/>
-        </w:rPr>
-      </w:pPr>
-    </w:p>
-    <w:p>
-      <w:pPr>
-        <w:rPr>
-          <w:rFonts w:ascii="宋体" w:hAnsi="宋体"/>
-          <w:szCs w:val="21"/>
-          <w:lang w:eastAsia="zh-CN"/>
-        </w:rPr>
-      </w:pPr>
-    </w:p>
-    <w:p>
-      <w:pPr>
-        <w:rPr>
-          <w:rFonts w:ascii="宋体" w:hAnsi="宋体"/>
-          <w:szCs w:val="21"/>
-          <w:lang w:eastAsia="zh-CN"/>
-        </w:rPr>
-      </w:pPr>
-    </w:p>
-    <w:p>
-      <w:pPr>
-        <w:rPr>
-          <w:rFonts w:ascii="宋体" w:hAnsi="宋体"/>
-          <w:szCs w:val="21"/>
-          <w:lang w:eastAsia="zh-CN"/>
-        </w:rPr>
-      </w:pPr>
-    </w:p>
-    <w:p>
-      <w:pPr>
-        <w:rPr>
-          <w:rFonts w:ascii="宋体" w:hAnsi="宋体"/>
+          <w:rFonts w:ascii="宋体" w:hAnsi="宋体" w:hint="eastAsia"/>
+          <w:szCs w:val="21"/>
+          <w:lang w:eastAsia="zh-CN"/>
+        </w:rPr>
+      </w:pPr>
+    </w:p>
+    <w:p>
+      <w:pPr>
+        <w:rPr>
+          <w:rFonts w:ascii="宋体" w:hAnsi="宋体" w:hint="eastAsia"/>
+          <w:szCs w:val="21"/>
+          <w:lang w:eastAsia="zh-CN"/>
+        </w:rPr>
+      </w:pPr>
+    </w:p>
+    <w:p>
+      <w:pPr>
+        <w:rPr>
+          <w:rFonts w:ascii="宋体" w:hAnsi="宋体" w:hint="eastAsia"/>
+          <w:szCs w:val="21"/>
+          <w:lang w:eastAsia="zh-CN"/>
+        </w:rPr>
+      </w:pPr>
+    </w:p>
+    <w:p>
+      <w:pPr>
+        <w:rPr>
+          <w:rFonts w:ascii="宋体" w:hAnsi="宋体" w:hint="eastAsia"/>
+          <w:szCs w:val="21"/>
+          <w:lang w:eastAsia="zh-CN"/>
+        </w:rPr>
+      </w:pPr>
+    </w:p>
+    <w:p>
+      <w:pPr>
+        <w:rPr>
+          <w:rFonts w:ascii="宋体" w:hAnsi="宋体" w:hint="eastAsia"/>
           <w:szCs w:val="21"/>
           <w:lang w:eastAsia="zh-CN"/>
         </w:rPr>
@@ -1311,7 +1353,6 @@
     <w:p>
       <w:pPr>
         <w:rPr>
-          <w:rFonts w:hint="eastAsia"/>
           <w:szCs w:val="21"/>
           <w:lang w:eastAsia="zh-CN"/>
         </w:rPr>
@@ -2456,7 +2497,6 @@
     <w:p>
       <w:pPr>
         <w:rPr>
-          <w:rFonts w:hint="eastAsia"/>
           <w:szCs w:val="21"/>
           <w:lang w:eastAsia="zh-CN"/>
         </w:rPr>
@@ -2506,7 +2546,6 @@
     <w:p>
       <w:pPr>
         <w:rPr>
-          <w:rFonts w:hint="eastAsia"/>
           <w:szCs w:val="21"/>
           <w:lang w:eastAsia="zh-CN"/>
         </w:rPr>
@@ -2699,7 +2738,6 @@
     <w:p>
       <w:pPr>
         <w:rPr>
-          <w:rFonts w:hint="eastAsia"/>
           <w:szCs w:val="21"/>
           <w:lang w:eastAsia="zh-CN"/>
         </w:rPr>
@@ -2813,7 +2851,6 @@
     <w:p>
       <w:pPr>
         <w:rPr>
-          <w:rFonts w:hint="eastAsia"/>
           <w:szCs w:val="21"/>
           <w:lang w:eastAsia="zh-CN"/>
         </w:rPr>
@@ -3464,6 +3501,7 @@
   <w:style w:type="character" w:default="1" w:styleId="a0">
     <w:name w:val="Default Paragraph Font"/>
     <w:uiPriority w:val="1"/>
+    <w:semiHidden/>
     <w:unhideWhenUsed/>
   </w:style>
   <w:style w:type="table" w:default="1" w:styleId="a1">
